--- a/project/Paw_Care_Pet_Shop_and_Veterinary_Service_Management_System/Project_Report/G_08_Project_Proposal_Paw_Care _Pet_Shop_and_Veterinary_Service_Management_System.docx
+++ b/project/Paw_Care_Pet_Shop_and_Veterinary_Service_Management_System/Project_Report/G_08_Project_Proposal_Paw_Care _Pet_Shop_and_Veterinary_Service_Management_System.docx
@@ -2671,16 +2671,16 @@
                 <w:szCs w:val="22"/>
               </w:rPr>
               <w:drawing>
-                <wp:anchor distT="0" distB="0" distL="114300" distR="114300" simplePos="0" relativeHeight="251694080" behindDoc="0" locked="0" layoutInCell="1" allowOverlap="1" wp14:anchorId="54760E8B" wp14:editId="48E21A62">
+                <wp:anchor distT="0" distB="0" distL="114300" distR="114300" simplePos="0" relativeHeight="251694080" behindDoc="0" locked="0" layoutInCell="1" allowOverlap="1" wp14:anchorId="54760E8B" wp14:editId="25BDF6C6">
                   <wp:simplePos x="0" y="0"/>
                   <wp:positionH relativeFrom="column">
-                    <wp:posOffset>582295</wp:posOffset>
+                    <wp:posOffset>-65072</wp:posOffset>
                   </wp:positionH>
                   <wp:positionV relativeFrom="paragraph">
-                    <wp:posOffset>0</wp:posOffset>
+                    <wp:posOffset>601</wp:posOffset>
                   </wp:positionV>
-                  <wp:extent cx="5494020" cy="3804920"/>
-                  <wp:effectExtent l="0" t="0" r="0" b="0"/>
+                  <wp:extent cx="6617369" cy="4582903"/>
+                  <wp:effectExtent l="0" t="0" r="0" b="8255"/>
                   <wp:wrapTopAndBottom/>
                   <wp:docPr id="7" name="Picture 7"/>
                   <wp:cNvGraphicFramePr>
@@ -2708,7 +2708,7 @@
                         <pic:spPr>
                           <a:xfrm>
                             <a:off x="0" y="0"/>
-                            <a:ext cx="5494020" cy="3804920"/>
+                            <a:ext cx="6628359" cy="4590514"/>
                           </a:xfrm>
                           <a:prstGeom prst="rect">
                             <a:avLst/>
@@ -2765,23 +2765,17 @@
             </w:pPr>
             <w:r>
               <w:rPr>
+                <w:b/>
+                <w:bCs/>
                 <w:noProof/>
-                <w:sz w:val="22"/>
-                <w:szCs w:val="22"/>
+                <w:sz w:val="40"/>
+                <w:szCs w:val="40"/>
               </w:rPr>
               <w:drawing>
-                <wp:anchor distT="0" distB="0" distL="114300" distR="114300" simplePos="0" relativeHeight="251696128" behindDoc="0" locked="0" layoutInCell="1" allowOverlap="1" wp14:anchorId="77C9837D" wp14:editId="24A552D3">
-                  <wp:simplePos x="0" y="0"/>
-                  <wp:positionH relativeFrom="column">
-                    <wp:posOffset>760095</wp:posOffset>
-                  </wp:positionH>
-                  <wp:positionV relativeFrom="paragraph">
-                    <wp:posOffset>58420</wp:posOffset>
-                  </wp:positionV>
-                  <wp:extent cx="5146040" cy="4168140"/>
-                  <wp:effectExtent l="0" t="0" r="0" b="3810"/>
-                  <wp:wrapTopAndBottom/>
-                  <wp:docPr id="10" name="Picture 10"/>
+                <wp:inline distT="0" distB="0" distL="0" distR="0" wp14:anchorId="0294D6CF" wp14:editId="1708E65E">
+                  <wp:extent cx="6565900" cy="3248660"/>
+                  <wp:effectExtent l="0" t="0" r="6350" b="8890"/>
+                  <wp:docPr id="13" name="Picture 13"/>
                   <wp:cNvGraphicFramePr>
                     <a:graphicFrameLocks xmlns:a="http://schemas.openxmlformats.org/drawingml/2006/main" noChangeAspect="1"/>
                   </wp:cNvGraphicFramePr>
@@ -2789,11 +2783,87 @@
                     <a:graphicData uri="http://schemas.openxmlformats.org/drawingml/2006/picture">
                       <pic:pic xmlns:pic="http://schemas.openxmlformats.org/drawingml/2006/picture">
                         <pic:nvPicPr>
-                          <pic:cNvPr id="10" name="Picture 10"/>
+                          <pic:cNvPr id="1" name=""/>
                           <pic:cNvPicPr/>
                         </pic:nvPicPr>
                         <pic:blipFill>
-                          <a:blip r:embed="rId16" cstate="print">
+                          <a:blip r:embed="rId16"/>
+                          <a:stretch>
+                            <a:fillRect/>
+                          </a:stretch>
+                        </pic:blipFill>
+                        <pic:spPr>
+                          <a:xfrm>
+                            <a:off x="0" y="0"/>
+                            <a:ext cx="6565900" cy="3248660"/>
+                          </a:xfrm>
+                          <a:prstGeom prst="rect">
+                            <a:avLst/>
+                          </a:prstGeom>
+                        </pic:spPr>
+                      </pic:pic>
+                    </a:graphicData>
+                  </a:graphic>
+                </wp:inline>
+              </w:drawing>
+            </w:r>
+            <w:r>
+              <w:rPr>
+                <w:b/>
+                <w:bCs/>
+                <w:sz w:val="40"/>
+                <w:szCs w:val="40"/>
+              </w:rPr>
+              <w:t>Memo page</w:t>
+            </w:r>
+          </w:p>
+        </w:tc>
+      </w:tr>
+      <w:tr>
+        <w:tc>
+          <w:tcPr>
+            <w:tcW w:w="10330" w:type="dxa"/>
+          </w:tcPr>
+          <w:p>
+            <w:pPr>
+              <w:jc w:val="center"/>
+              <w:rPr>
+                <w:sz w:val="22"/>
+                <w:szCs w:val="22"/>
+              </w:rPr>
+            </w:pPr>
+            <w:r>
+              <w:rPr>
+                <w:noProof/>
+                <w:sz w:val="22"/>
+                <w:szCs w:val="22"/>
+              </w:rPr>
+              <w:lastRenderedPageBreak/>
+              <w:drawing>
+                <wp:anchor distT="0" distB="0" distL="114300" distR="114300" simplePos="0" relativeHeight="251711488" behindDoc="0" locked="0" layoutInCell="1" allowOverlap="1" wp14:anchorId="5647B396" wp14:editId="11F98D62">
+                  <wp:simplePos x="0" y="0"/>
+                  <wp:positionH relativeFrom="column">
+                    <wp:posOffset>770918</wp:posOffset>
+                  </wp:positionH>
+                  <wp:positionV relativeFrom="paragraph">
+                    <wp:posOffset>445</wp:posOffset>
+                  </wp:positionV>
+                  <wp:extent cx="5377570" cy="3953810"/>
+                  <wp:effectExtent l="0" t="0" r="0" b="8890"/>
+                  <wp:wrapTopAndBottom/>
+                  <wp:docPr id="14" name="Picture 14"/>
+                  <wp:cNvGraphicFramePr>
+                    <a:graphicFrameLocks xmlns:a="http://schemas.openxmlformats.org/drawingml/2006/main" noChangeAspect="1"/>
+                  </wp:cNvGraphicFramePr>
+                  <a:graphic xmlns:a="http://schemas.openxmlformats.org/drawingml/2006/main">
+                    <a:graphicData uri="http://schemas.openxmlformats.org/drawingml/2006/picture">
+                      <pic:pic xmlns:pic="http://schemas.openxmlformats.org/drawingml/2006/picture">
+                        <pic:nvPicPr>
+                          <pic:cNvPr id="14" name="Picture 14"/>
+                          <pic:cNvPicPr/>
+                        </pic:nvPicPr>
+                        <pic:blipFill>
+                          <a:blip r:embed="rId17" cstate="print">
                             <a:extLst>
                               <a:ext uri="{28A0092B-C50C-407E-A947-70E740481C1C}">
                                 <a14:useLocalDpi xmlns:a14="http://schemas.microsoft.com/office/drawing/2010/main" val="0"/>
@@ -2807,7 +2877,7 @@
                         <pic:spPr>
                           <a:xfrm>
                             <a:off x="0" y="0"/>
-                            <a:ext cx="5146040" cy="4168140"/>
+                            <a:ext cx="5379657" cy="3955344"/>
                           </a:xfrm>
                           <a:prstGeom prst="rect">
                             <a:avLst/>
@@ -2829,10 +2899,106 @@
               <w:rPr>
                 <w:b/>
                 <w:bCs/>
+                <w:sz w:val="42"/>
+                <w:szCs w:val="42"/>
+              </w:rPr>
+              <w:t>User Profile</w:t>
+            </w:r>
+          </w:p>
+        </w:tc>
+      </w:tr>
+      <w:tr>
+        <w:tc>
+          <w:tcPr>
+            <w:tcW w:w="10330" w:type="dxa"/>
+          </w:tcPr>
+          <w:p>
+            <w:pPr>
+              <w:jc w:val="center"/>
+              <w:rPr>
+                <w:noProof/>
+                <w:sz w:val="22"/>
+                <w:szCs w:val="22"/>
+              </w:rPr>
+            </w:pPr>
+            <w:r>
+              <w:rPr>
+                <w:noProof/>
+                <w:sz w:val="22"/>
+                <w:szCs w:val="22"/>
+              </w:rPr>
+              <w:drawing>
+                <wp:anchor distT="0" distB="0" distL="114300" distR="114300" simplePos="0" relativeHeight="251713536" behindDoc="0" locked="0" layoutInCell="1" allowOverlap="1" wp14:anchorId="47617133" wp14:editId="1283D404">
+                  <wp:simplePos x="0" y="0"/>
+                  <wp:positionH relativeFrom="column">
+                    <wp:posOffset>580589</wp:posOffset>
+                  </wp:positionH>
+                  <wp:positionV relativeFrom="paragraph">
+                    <wp:posOffset>569</wp:posOffset>
+                  </wp:positionV>
+                  <wp:extent cx="5336189" cy="4321712"/>
+                  <wp:effectExtent l="0" t="0" r="0" b="3175"/>
+                  <wp:wrapTopAndBottom/>
+                  <wp:docPr id="10" name="Picture 10"/>
+                  <wp:cNvGraphicFramePr>
+                    <a:graphicFrameLocks xmlns:a="http://schemas.openxmlformats.org/drawingml/2006/main" noChangeAspect="1"/>
+                  </wp:cNvGraphicFramePr>
+                  <a:graphic xmlns:a="http://schemas.openxmlformats.org/drawingml/2006/main">
+                    <a:graphicData uri="http://schemas.openxmlformats.org/drawingml/2006/picture">
+                      <pic:pic xmlns:pic="http://schemas.openxmlformats.org/drawingml/2006/picture">
+                        <pic:nvPicPr>
+                          <pic:cNvPr id="10" name="Picture 10"/>
+                          <pic:cNvPicPr/>
+                        </pic:nvPicPr>
+                        <pic:blipFill>
+                          <a:blip r:embed="rId18" cstate="print">
+                            <a:extLst>
+                              <a:ext uri="{28A0092B-C50C-407E-A947-70E740481C1C}">
+                                <a14:useLocalDpi xmlns:a14="http://schemas.microsoft.com/office/drawing/2010/main" val="0"/>
+                              </a:ext>
+                            </a:extLst>
+                          </a:blip>
+                          <a:stretch>
+                            <a:fillRect/>
+                          </a:stretch>
+                        </pic:blipFill>
+                        <pic:spPr>
+                          <a:xfrm>
+                            <a:off x="0" y="0"/>
+                            <a:ext cx="5339044" cy="4324024"/>
+                          </a:xfrm>
+                          <a:prstGeom prst="rect">
+                            <a:avLst/>
+                          </a:prstGeom>
+                        </pic:spPr>
+                      </pic:pic>
+                    </a:graphicData>
+                  </a:graphic>
+                  <wp14:sizeRelH relativeFrom="margin">
+                    <wp14:pctWidth>0</wp14:pctWidth>
+                  </wp14:sizeRelH>
+                  <wp14:sizeRelV relativeFrom="margin">
+                    <wp14:pctHeight>0</wp14:pctHeight>
+                  </wp14:sizeRelV>
+                </wp:anchor>
+              </w:drawing>
+            </w:r>
+            <w:r>
+              <w:rPr>
+                <w:b/>
+                <w:bCs/>
                 <w:sz w:val="40"/>
                 <w:szCs w:val="40"/>
               </w:rPr>
               <w:t>Admin Dashboard</w:t>
+            </w:r>
+            <w:r>
+              <w:rPr>
+                <w:noProof/>
+                <w:sz w:val="22"/>
+                <w:szCs w:val="22"/>
+              </w:rPr>
+              <w:t xml:space="preserve"> </w:t>
             </w:r>
           </w:p>
         </w:tc>
@@ -2864,6 +3030,7 @@
           </w:tcPr>
           <w:p>
             <w:pPr>
+              <w:jc w:val="center"/>
               <w:rPr>
                 <w:b/>
                 <w:bCs/>
@@ -2878,18 +3045,18 @@
                 <w:szCs w:val="22"/>
               </w:rPr>
               <w:drawing>
-                <wp:anchor distT="0" distB="0" distL="114300" distR="114300" simplePos="0" relativeHeight="251698176" behindDoc="0" locked="0" layoutInCell="1" allowOverlap="1" wp14:anchorId="1F1B2C4D" wp14:editId="0F344FF2">
+                <wp:anchor distT="0" distB="0" distL="114300" distR="114300" simplePos="0" relativeHeight="251710464" behindDoc="0" locked="0" layoutInCell="1" allowOverlap="1" wp14:anchorId="04731932" wp14:editId="407AD4A4">
                   <wp:simplePos x="0" y="0"/>
                   <wp:positionH relativeFrom="column">
-                    <wp:posOffset>725805</wp:posOffset>
+                    <wp:posOffset>894980</wp:posOffset>
                   </wp:positionH>
                   <wp:positionV relativeFrom="paragraph">
-                    <wp:posOffset>17145</wp:posOffset>
+                    <wp:posOffset>31854</wp:posOffset>
                   </wp:positionV>
                   <wp:extent cx="4928235" cy="3989070"/>
                   <wp:effectExtent l="0" t="0" r="5715" b="0"/>
                   <wp:wrapTopAndBottom/>
-                  <wp:docPr id="9" name="Picture 9"/>
+                  <wp:docPr id="4" name="Picture 4"/>
                   <wp:cNvGraphicFramePr>
                     <a:graphicFrameLocks xmlns:a="http://schemas.openxmlformats.org/drawingml/2006/main" noChangeAspect="1"/>
                   </wp:cNvGraphicFramePr>
@@ -2901,7 +3068,7 @@
                           <pic:cNvPicPr/>
                         </pic:nvPicPr>
                         <pic:blipFill>
-                          <a:blip r:embed="rId17" cstate="print">
+                          <a:blip r:embed="rId19" cstate="print">
                             <a:extLst>
                               <a:ext uri="{28A0092B-C50C-407E-A947-70E740481C1C}">
                                 <a14:useLocalDpi xmlns:a14="http://schemas.microsoft.com/office/drawing/2010/main" val="0"/>
@@ -2951,7 +3118,7 @@
                 <w:sz w:val="40"/>
                 <w:szCs w:val="40"/>
               </w:rPr>
-              <w:t>Admin</w:t>
+              <w:t xml:space="preserve"> </w:t>
             </w:r>
             <w:r>
               <w:rPr>
@@ -2960,7 +3127,7 @@
                 <w:sz w:val="40"/>
                 <w:szCs w:val="40"/>
               </w:rPr>
-              <w:t xml:space="preserve"> Dashboard</w:t>
+              <w:t>Admin</w:t>
             </w:r>
             <w:r>
               <w:rPr>
@@ -2969,16 +3136,44 @@
                 <w:sz w:val="40"/>
                 <w:szCs w:val="40"/>
               </w:rPr>
+              <w:t xml:space="preserve"> Dashboard</w:t>
+            </w:r>
+            <w:r>
+              <w:rPr>
+                <w:b/>
+                <w:bCs/>
+                <w:sz w:val="40"/>
+                <w:szCs w:val="40"/>
+              </w:rPr>
               <w:t xml:space="preserve"> Overview</w:t>
             </w:r>
           </w:p>
           <w:p>
             <w:pPr>
-              <w:rPr>
-                <w:b/>
-                <w:bCs/>
-                <w:sz w:val="22"/>
-                <w:szCs w:val="22"/>
+              <w:jc w:val="center"/>
+              <w:rPr>
+                <w:b/>
+                <w:bCs/>
+                <w:sz w:val="22"/>
+                <w:szCs w:val="22"/>
+              </w:rPr>
+            </w:pPr>
+          </w:p>
+        </w:tc>
+      </w:tr>
+      <w:tr>
+        <w:tc>
+          <w:tcPr>
+            <w:tcW w:w="10330" w:type="dxa"/>
+          </w:tcPr>
+          <w:p>
+            <w:pPr>
+              <w:jc w:val="center"/>
+              <w:rPr>
+                <w:b/>
+                <w:bCs/>
+                <w:sz w:val="40"/>
+                <w:szCs w:val="40"/>
               </w:rPr>
             </w:pPr>
             <w:r>
@@ -2988,13 +3183,13 @@
                 <w:szCs w:val="22"/>
               </w:rPr>
               <w:drawing>
-                <wp:anchor distT="0" distB="0" distL="114300" distR="114300" simplePos="0" relativeHeight="251700224" behindDoc="0" locked="0" layoutInCell="1" allowOverlap="1" wp14:anchorId="6652B32F" wp14:editId="63E24D36">
+                <wp:anchor distT="0" distB="0" distL="114300" distR="114300" simplePos="0" relativeHeight="251704320" behindDoc="0" locked="0" layoutInCell="1" allowOverlap="1" wp14:anchorId="5E4C1F93" wp14:editId="0CB1BDF1">
                   <wp:simplePos x="0" y="0"/>
                   <wp:positionH relativeFrom="column">
-                    <wp:posOffset>132080</wp:posOffset>
+                    <wp:posOffset>129540</wp:posOffset>
                   </wp:positionH>
                   <wp:positionV relativeFrom="paragraph">
-                    <wp:posOffset>213360</wp:posOffset>
+                    <wp:posOffset>23495</wp:posOffset>
                   </wp:positionV>
                   <wp:extent cx="6222365" cy="3790950"/>
                   <wp:effectExtent l="0" t="0" r="6985" b="0"/>
@@ -3011,7 +3206,7 @@
                           <pic:cNvPicPr/>
                         </pic:nvPicPr>
                         <pic:blipFill>
-                          <a:blip r:embed="rId18">
+                          <a:blip r:embed="rId20">
                             <a:extLst>
                               <a:ext uri="{28A0092B-C50C-407E-A947-70E740481C1C}">
                                 <a14:useLocalDpi xmlns:a14="http://schemas.microsoft.com/office/drawing/2010/main" val="0"/>
@@ -3043,24 +3238,6 @@
                 </wp:anchor>
               </w:drawing>
             </w:r>
-          </w:p>
-        </w:tc>
-      </w:tr>
-      <w:tr>
-        <w:tc>
-          <w:tcPr>
-            <w:tcW w:w="10330" w:type="dxa"/>
-          </w:tcPr>
-          <w:p>
-            <w:pPr>
-              <w:jc w:val="center"/>
-              <w:rPr>
-                <w:b/>
-                <w:bCs/>
-                <w:sz w:val="22"/>
-                <w:szCs w:val="22"/>
-              </w:rPr>
-            </w:pPr>
             <w:r>
               <w:rPr>
                 <w:b/>
@@ -3068,7 +3245,7 @@
                 <w:sz w:val="40"/>
                 <w:szCs w:val="40"/>
               </w:rPr>
-              <w:t>Admin Inventory Managment</w:t>
+              <w:t>Admin Inventory Management</w:t>
             </w:r>
           </w:p>
         </w:tc>
@@ -4098,6 +4275,22 @@
     </w:p>
     <w:p>
       <w:pPr>
+        <w:rPr>
+          <w:sz w:val="22"/>
+          <w:szCs w:val="22"/>
+        </w:rPr>
+      </w:pPr>
+      <w:r>
+        <w:rPr>
+          <w:sz w:val="22"/>
+          <w:szCs w:val="22"/>
+        </w:rPr>
+        <w:br w:type="page"/>
+      </w:r>
+    </w:p>
+    <w:p>
+      <w:pPr>
+        <w:spacing w:before="220" w:after="100"/>
         <w:rPr>
           <w:sz w:val="22"/>
           <w:szCs w:val="22"/>
@@ -5499,7 +5692,7 @@
   <w:style w:type="paragraph" w:default="1" w:styleId="Normal">
     <w:name w:val="Normal"/>
     <w:qFormat/>
-    <w:rsid w:val="00B3151F"/>
+    <w:rsid w:val="006C77A2"/>
   </w:style>
   <w:style w:type="paragraph" w:styleId="Heading1">
     <w:name w:val="heading 1"/>

--- a/project/Paw_Care_Pet_Shop_and_Veterinary_Service_Management_System/Project_Report/G_08_Project_Proposal_Paw_Care _Pet_Shop_and_Veterinary_Service_Management_System.docx
+++ b/project/Paw_Care_Pet_Shop_and_Veterinary_Service_Management_System/Project_Report/G_08_Project_Proposal_Paw_Care _Pet_Shop_and_Veterinary_Service_Management_System.docx
@@ -654,7 +654,21 @@
               <w:rPr>
                 <w:rFonts w:ascii="Arial" w:hAnsi="Arial" w:cs="Arial"/>
               </w:rPr>
-              <w:t>Md. Ashikur Rahman Mirza</w:t>
+              <w:t xml:space="preserve">Md. </w:t>
+            </w:r>
+            <w:proofErr w:type="spellStart"/>
+            <w:r>
+              <w:rPr>
+                <w:rFonts w:ascii="Arial" w:hAnsi="Arial" w:cs="Arial"/>
+              </w:rPr>
+              <w:t>Ashikur</w:t>
+            </w:r>
+            <w:proofErr w:type="spellEnd"/>
+            <w:r>
+              <w:rPr>
+                <w:rFonts w:ascii="Arial" w:hAnsi="Arial" w:cs="Arial"/>
+              </w:rPr>
+              <w:t xml:space="preserve"> Rahman Mirza</w:t>
             </w:r>
           </w:p>
         </w:tc>
@@ -819,7 +833,21 @@
               <w:rPr>
                 <w:rFonts w:ascii="Arial" w:hAnsi="Arial" w:cs="Arial"/>
               </w:rPr>
-              <w:t>Md. Mostafizur Rahman</w:t>
+              <w:t xml:space="preserve">Md. </w:t>
+            </w:r>
+            <w:proofErr w:type="spellStart"/>
+            <w:r>
+              <w:rPr>
+                <w:rFonts w:ascii="Arial" w:hAnsi="Arial" w:cs="Arial"/>
+              </w:rPr>
+              <w:t>Mostafizur</w:t>
+            </w:r>
+            <w:proofErr w:type="spellEnd"/>
+            <w:r>
+              <w:rPr>
+                <w:rFonts w:ascii="Arial" w:hAnsi="Arial" w:cs="Arial"/>
+              </w:rPr>
+              <w:t xml:space="preserve"> Rahman</w:t>
             </w:r>
           </w:p>
         </w:tc>
@@ -1159,11 +1187,19 @@
                 <w:szCs w:val="22"/>
               </w:rPr>
             </w:pPr>
+            <w:proofErr w:type="spellStart"/>
             <w:r>
               <w:rPr>
                 <w:rFonts w:ascii="Arial" w:hAnsi="Arial" w:cs="Arial"/>
               </w:rPr>
-              <w:t>Shajia Afrin</w:t>
+              <w:t>Shajia</w:t>
+            </w:r>
+            <w:proofErr w:type="spellEnd"/>
+            <w:r>
+              <w:rPr>
+                <w:rFonts w:ascii="Arial" w:hAnsi="Arial" w:cs="Arial"/>
+              </w:rPr>
+              <w:t xml:space="preserve"> Afrin</w:t>
             </w:r>
           </w:p>
         </w:tc>
@@ -1591,7 +1627,23 @@
           <w:sz w:val="22"/>
           <w:szCs w:val="22"/>
         </w:rPr>
-        <w:t xml:space="preserve"> for pets medical treatments</w:t>
+        <w:t xml:space="preserve"> for </w:t>
+      </w:r>
+      <w:proofErr w:type="gramStart"/>
+      <w:r>
+        <w:rPr>
+          <w:sz w:val="22"/>
+          <w:szCs w:val="22"/>
+        </w:rPr>
+        <w:t>pets</w:t>
+      </w:r>
+      <w:proofErr w:type="gramEnd"/>
+      <w:r>
+        <w:rPr>
+          <w:sz w:val="22"/>
+          <w:szCs w:val="22"/>
+        </w:rPr>
+        <w:t xml:space="preserve"> medical treatments</w:t>
       </w:r>
       <w:r>
         <w:rPr>
@@ -3118,16 +3170,7 @@
                 <w:sz w:val="40"/>
                 <w:szCs w:val="40"/>
               </w:rPr>
-              <w:t xml:space="preserve"> </w:t>
-            </w:r>
-            <w:r>
-              <w:rPr>
-                <w:b/>
-                <w:bCs/>
-                <w:sz w:val="40"/>
-                <w:szCs w:val="40"/>
-              </w:rPr>
-              <w:t>Admin</w:t>
+              <w:t xml:space="preserve"> Admin</w:t>
             </w:r>
             <w:r>
               <w:rPr>
@@ -3178,23 +3221,17 @@
             </w:pPr>
             <w:r>
               <w:rPr>
+                <w:b/>
+                <w:bCs/>
                 <w:noProof/>
-                <w:sz w:val="22"/>
-                <w:szCs w:val="22"/>
+                <w:sz w:val="40"/>
+                <w:szCs w:val="40"/>
               </w:rPr>
               <w:drawing>
-                <wp:anchor distT="0" distB="0" distL="114300" distR="114300" simplePos="0" relativeHeight="251704320" behindDoc="0" locked="0" layoutInCell="1" allowOverlap="1" wp14:anchorId="5E4C1F93" wp14:editId="0CB1BDF1">
-                  <wp:simplePos x="0" y="0"/>
-                  <wp:positionH relativeFrom="column">
-                    <wp:posOffset>129540</wp:posOffset>
-                  </wp:positionH>
-                  <wp:positionV relativeFrom="paragraph">
-                    <wp:posOffset>23495</wp:posOffset>
-                  </wp:positionV>
-                  <wp:extent cx="6222365" cy="3790950"/>
-                  <wp:effectExtent l="0" t="0" r="6985" b="0"/>
-                  <wp:wrapTopAndBottom/>
-                  <wp:docPr id="12" name="Picture 12"/>
+                <wp:inline distT="0" distB="0" distL="0" distR="0" wp14:anchorId="6FA417F4" wp14:editId="4DABA06B">
+                  <wp:extent cx="6565900" cy="3243580"/>
+                  <wp:effectExtent l="0" t="0" r="6350" b="0"/>
+                  <wp:docPr id="15" name="Picture 15"/>
                   <wp:cNvGraphicFramePr>
                     <a:graphicFrameLocks xmlns:a="http://schemas.openxmlformats.org/drawingml/2006/main" noChangeAspect="1"/>
                   </wp:cNvGraphicFramePr>
@@ -3202,11 +3239,91 @@
                     <a:graphicData uri="http://schemas.openxmlformats.org/drawingml/2006/picture">
                       <pic:pic xmlns:pic="http://schemas.openxmlformats.org/drawingml/2006/picture">
                         <pic:nvPicPr>
-                          <pic:cNvPr id="12" name="Picture 12"/>
+                          <pic:cNvPr id="1" name=""/>
                           <pic:cNvPicPr/>
                         </pic:nvPicPr>
                         <pic:blipFill>
-                          <a:blip r:embed="rId20">
+                          <a:blip r:embed="rId20"/>
+                          <a:stretch>
+                            <a:fillRect/>
+                          </a:stretch>
+                        </pic:blipFill>
+                        <pic:spPr>
+                          <a:xfrm>
+                            <a:off x="0" y="0"/>
+                            <a:ext cx="6565900" cy="3243580"/>
+                          </a:xfrm>
+                          <a:prstGeom prst="rect">
+                            <a:avLst/>
+                          </a:prstGeom>
+                        </pic:spPr>
+                      </pic:pic>
+                    </a:graphicData>
+                  </a:graphic>
+                </wp:inline>
+              </w:drawing>
+            </w:r>
+            <w:r>
+              <w:rPr>
+                <w:b/>
+                <w:bCs/>
+                <w:sz w:val="40"/>
+                <w:szCs w:val="40"/>
+              </w:rPr>
+              <w:t>Admin Inventory Management</w:t>
+            </w:r>
+          </w:p>
+        </w:tc>
+      </w:tr>
+      <w:tr>
+        <w:tc>
+          <w:tcPr>
+            <w:tcW w:w="10330" w:type="dxa"/>
+          </w:tcPr>
+          <w:p>
+            <w:pPr>
+              <w:jc w:val="center"/>
+              <w:rPr>
+                <w:b/>
+                <w:bCs/>
+                <w:sz w:val="40"/>
+                <w:szCs w:val="40"/>
+              </w:rPr>
+            </w:pPr>
+            <w:r>
+              <w:rPr>
+                <w:b/>
+                <w:bCs/>
+                <w:noProof/>
+                <w:sz w:val="40"/>
+                <w:szCs w:val="40"/>
+              </w:rPr>
+              <w:lastRenderedPageBreak/>
+              <w:drawing>
+                <wp:anchor distT="0" distB="0" distL="114300" distR="114300" simplePos="0" relativeHeight="251714560" behindDoc="0" locked="0" layoutInCell="1" allowOverlap="1" wp14:anchorId="6D722D38" wp14:editId="5AFFE6C0">
+                  <wp:simplePos x="0" y="0"/>
+                  <wp:positionH relativeFrom="column">
+                    <wp:posOffset>315595</wp:posOffset>
+                  </wp:positionH>
+                  <wp:positionV relativeFrom="paragraph">
+                    <wp:posOffset>6350</wp:posOffset>
+                  </wp:positionV>
+                  <wp:extent cx="6165850" cy="4035233"/>
+                  <wp:effectExtent l="0" t="0" r="6350" b="3810"/>
+                  <wp:wrapTopAndBottom/>
+                  <wp:docPr id="16" name="Picture 16"/>
+                  <wp:cNvGraphicFramePr>
+                    <a:graphicFrameLocks xmlns:a="http://schemas.openxmlformats.org/drawingml/2006/main" noChangeAspect="1"/>
+                  </wp:cNvGraphicFramePr>
+                  <a:graphic xmlns:a="http://schemas.openxmlformats.org/drawingml/2006/main">
+                    <a:graphicData uri="http://schemas.openxmlformats.org/drawingml/2006/picture">
+                      <pic:pic xmlns:pic="http://schemas.openxmlformats.org/drawingml/2006/picture">
+                        <pic:nvPicPr>
+                          <pic:cNvPr id="16" name="Picture 16"/>
+                          <pic:cNvPicPr/>
+                        </pic:nvPicPr>
+                        <pic:blipFill>
+                          <a:blip r:embed="rId21">
                             <a:extLst>
                               <a:ext uri="{28A0092B-C50C-407E-A947-70E740481C1C}">
                                 <a14:useLocalDpi xmlns:a14="http://schemas.microsoft.com/office/drawing/2010/main" val="0"/>
@@ -3220,7 +3337,7 @@
                         <pic:spPr>
                           <a:xfrm>
                             <a:off x="0" y="0"/>
-                            <a:ext cx="6222365" cy="3790950"/>
+                            <a:ext cx="6178535" cy="4043535"/>
                           </a:xfrm>
                           <a:prstGeom prst="rect">
                             <a:avLst/>
@@ -3245,7 +3362,779 @@
                 <w:sz w:val="40"/>
                 <w:szCs w:val="40"/>
               </w:rPr>
-              <w:t>Admin Inventory Management</w:t>
+              <w:t xml:space="preserve">Sale Analytics </w:t>
+            </w:r>
+          </w:p>
+        </w:tc>
+      </w:tr>
+      <w:tr>
+        <w:tc>
+          <w:tcPr>
+            <w:tcW w:w="10330" w:type="dxa"/>
+          </w:tcPr>
+          <w:p>
+            <w:pPr>
+              <w:jc w:val="center"/>
+              <w:rPr>
+                <w:b/>
+                <w:bCs/>
+                <w:noProof/>
+                <w:sz w:val="40"/>
+                <w:szCs w:val="40"/>
+              </w:rPr>
+            </w:pPr>
+            <w:r>
+              <w:rPr>
+                <w:b/>
+                <w:bCs/>
+                <w:noProof/>
+                <w:sz w:val="40"/>
+                <w:szCs w:val="40"/>
+              </w:rPr>
+              <w:drawing>
+                <wp:anchor distT="0" distB="0" distL="114300" distR="114300" simplePos="0" relativeHeight="251715584" behindDoc="0" locked="0" layoutInCell="1" allowOverlap="1" wp14:anchorId="7B42E3E1" wp14:editId="22E03126">
+                  <wp:simplePos x="0" y="0"/>
+                  <wp:positionH relativeFrom="column">
+                    <wp:posOffset>315595</wp:posOffset>
+                  </wp:positionH>
+                  <wp:positionV relativeFrom="paragraph">
+                    <wp:posOffset>0</wp:posOffset>
+                  </wp:positionV>
+                  <wp:extent cx="6165850" cy="4115735"/>
+                  <wp:effectExtent l="0" t="0" r="6350" b="0"/>
+                  <wp:wrapTopAndBottom/>
+                  <wp:docPr id="17" name="Picture 17"/>
+                  <wp:cNvGraphicFramePr>
+                    <a:graphicFrameLocks xmlns:a="http://schemas.openxmlformats.org/drawingml/2006/main" noChangeAspect="1"/>
+                  </wp:cNvGraphicFramePr>
+                  <a:graphic xmlns:a="http://schemas.openxmlformats.org/drawingml/2006/main">
+                    <a:graphicData uri="http://schemas.openxmlformats.org/drawingml/2006/picture">
+                      <pic:pic xmlns:pic="http://schemas.openxmlformats.org/drawingml/2006/picture">
+                        <pic:nvPicPr>
+                          <pic:cNvPr id="17" name="Picture 17"/>
+                          <pic:cNvPicPr/>
+                        </pic:nvPicPr>
+                        <pic:blipFill>
+                          <a:blip r:embed="rId22">
+                            <a:extLst>
+                              <a:ext uri="{28A0092B-C50C-407E-A947-70E740481C1C}">
+                                <a14:useLocalDpi xmlns:a14="http://schemas.microsoft.com/office/drawing/2010/main" val="0"/>
+                              </a:ext>
+                            </a:extLst>
+                          </a:blip>
+                          <a:stretch>
+                            <a:fillRect/>
+                          </a:stretch>
+                        </pic:blipFill>
+                        <pic:spPr>
+                          <a:xfrm>
+                            <a:off x="0" y="0"/>
+                            <a:ext cx="6177478" cy="4123497"/>
+                          </a:xfrm>
+                          <a:prstGeom prst="rect">
+                            <a:avLst/>
+                          </a:prstGeom>
+                        </pic:spPr>
+                      </pic:pic>
+                    </a:graphicData>
+                  </a:graphic>
+                  <wp14:sizeRelH relativeFrom="margin">
+                    <wp14:pctWidth>0</wp14:pctWidth>
+                  </wp14:sizeRelH>
+                  <wp14:sizeRelV relativeFrom="margin">
+                    <wp14:pctHeight>0</wp14:pctHeight>
+                  </wp14:sizeRelV>
+                </wp:anchor>
+              </w:drawing>
+            </w:r>
+            <w:r>
+              <w:rPr>
+                <w:b/>
+                <w:bCs/>
+                <w:noProof/>
+                <w:sz w:val="40"/>
+                <w:szCs w:val="40"/>
+              </w:rPr>
+              <w:t xml:space="preserve">Delivary Rider </w:t>
+            </w:r>
+          </w:p>
+        </w:tc>
+      </w:tr>
+      <w:tr>
+        <w:tc>
+          <w:tcPr>
+            <w:tcW w:w="10330" w:type="dxa"/>
+          </w:tcPr>
+          <w:p>
+            <w:pPr>
+              <w:jc w:val="center"/>
+              <w:rPr>
+                <w:b/>
+                <w:bCs/>
+                <w:noProof/>
+                <w:sz w:val="40"/>
+                <w:szCs w:val="40"/>
+              </w:rPr>
+            </w:pPr>
+            <w:r>
+              <w:rPr>
+                <w:noProof/>
+              </w:rPr>
+              <w:lastRenderedPageBreak/>
+              <w:drawing>
+                <wp:anchor distT="0" distB="0" distL="114300" distR="114300" simplePos="0" relativeHeight="251716608" behindDoc="0" locked="0" layoutInCell="1" allowOverlap="1" wp14:anchorId="190F3989" wp14:editId="3C693C41">
+                  <wp:simplePos x="0" y="0"/>
+                  <wp:positionH relativeFrom="column">
+                    <wp:posOffset>-64872</wp:posOffset>
+                  </wp:positionH>
+                  <wp:positionV relativeFrom="paragraph">
+                    <wp:posOffset>2540</wp:posOffset>
+                  </wp:positionV>
+                  <wp:extent cx="6565900" cy="4046855"/>
+                  <wp:effectExtent l="0" t="0" r="6350" b="0"/>
+                  <wp:wrapTopAndBottom/>
+                  <wp:docPr id="9" name="Picture 9"/>
+                  <wp:cNvGraphicFramePr>
+                    <a:graphicFrameLocks xmlns:a="http://schemas.openxmlformats.org/drawingml/2006/main" noChangeAspect="1"/>
+                  </wp:cNvGraphicFramePr>
+                  <a:graphic xmlns:a="http://schemas.openxmlformats.org/drawingml/2006/main">
+                    <a:graphicData uri="http://schemas.openxmlformats.org/drawingml/2006/picture">
+                      <pic:pic xmlns:pic="http://schemas.openxmlformats.org/drawingml/2006/picture">
+                        <pic:nvPicPr>
+                          <pic:cNvPr id="0" name="Picture 1"/>
+                          <pic:cNvPicPr>
+                            <a:picLocks noChangeAspect="1" noChangeArrowheads="1"/>
+                          </pic:cNvPicPr>
+                        </pic:nvPicPr>
+                        <pic:blipFill>
+                          <a:blip r:embed="rId23">
+                            <a:extLst>
+                              <a:ext uri="{28A0092B-C50C-407E-A947-70E740481C1C}">
+                                <a14:useLocalDpi xmlns:a14="http://schemas.microsoft.com/office/drawing/2010/main" val="0"/>
+                              </a:ext>
+                            </a:extLst>
+                          </a:blip>
+                          <a:srcRect/>
+                          <a:stretch>
+                            <a:fillRect/>
+                          </a:stretch>
+                        </pic:blipFill>
+                        <pic:spPr bwMode="auto">
+                          <a:xfrm>
+                            <a:off x="0" y="0"/>
+                            <a:ext cx="6565900" cy="4046855"/>
+                          </a:xfrm>
+                          <a:prstGeom prst="rect">
+                            <a:avLst/>
+                          </a:prstGeom>
+                          <a:noFill/>
+                          <a:ln>
+                            <a:noFill/>
+                          </a:ln>
+                        </pic:spPr>
+                      </pic:pic>
+                    </a:graphicData>
+                  </a:graphic>
+                </wp:anchor>
+              </w:drawing>
+            </w:r>
+            <w:r>
+              <w:rPr>
+                <w:b/>
+                <w:bCs/>
+                <w:noProof/>
+                <w:sz w:val="40"/>
+                <w:szCs w:val="40"/>
+              </w:rPr>
+              <w:t xml:space="preserve">Admin – Customers Reviews </w:t>
+            </w:r>
+          </w:p>
+        </w:tc>
+      </w:tr>
+      <w:tr>
+        <w:tc>
+          <w:tcPr>
+            <w:tcW w:w="10330" w:type="dxa"/>
+          </w:tcPr>
+          <w:p>
+            <w:pPr>
+              <w:jc w:val="center"/>
+              <w:rPr>
+                <w:b/>
+                <w:bCs/>
+                <w:noProof/>
+                <w:sz w:val="48"/>
+                <w:szCs w:val="48"/>
+              </w:rPr>
+            </w:pPr>
+            <w:r>
+              <w:rPr>
+                <w:noProof/>
+              </w:rPr>
+              <w:drawing>
+                <wp:anchor distT="0" distB="0" distL="114300" distR="114300" simplePos="0" relativeHeight="251717632" behindDoc="0" locked="0" layoutInCell="1" allowOverlap="1" wp14:anchorId="7E3AD730" wp14:editId="5DC0215A">
+                  <wp:simplePos x="0" y="0"/>
+                  <wp:positionH relativeFrom="column">
+                    <wp:posOffset>-65320</wp:posOffset>
+                  </wp:positionH>
+                  <wp:positionV relativeFrom="paragraph">
+                    <wp:posOffset>5601</wp:posOffset>
+                  </wp:positionV>
+                  <wp:extent cx="6565900" cy="3272790"/>
+                  <wp:effectExtent l="0" t="0" r="6350" b="3810"/>
+                  <wp:wrapTopAndBottom/>
+                  <wp:docPr id="20" name="Picture 20"/>
+                  <wp:cNvGraphicFramePr>
+                    <a:graphicFrameLocks xmlns:a="http://schemas.openxmlformats.org/drawingml/2006/main" noChangeAspect="1"/>
+                  </wp:cNvGraphicFramePr>
+                  <a:graphic xmlns:a="http://schemas.openxmlformats.org/drawingml/2006/main">
+                    <a:graphicData uri="http://schemas.openxmlformats.org/drawingml/2006/picture">
+                      <pic:pic xmlns:pic="http://schemas.openxmlformats.org/drawingml/2006/picture">
+                        <pic:nvPicPr>
+                          <pic:cNvPr id="1" name=""/>
+                          <pic:cNvPicPr/>
+                        </pic:nvPicPr>
+                        <pic:blipFill>
+                          <a:blip r:embed="rId24" cstate="print">
+                            <a:extLst>
+                              <a:ext uri="{28A0092B-C50C-407E-A947-70E740481C1C}">
+                                <a14:useLocalDpi xmlns:a14="http://schemas.microsoft.com/office/drawing/2010/main" val="0"/>
+                              </a:ext>
+                            </a:extLst>
+                          </a:blip>
+                          <a:stretch>
+                            <a:fillRect/>
+                          </a:stretch>
+                        </pic:blipFill>
+                        <pic:spPr>
+                          <a:xfrm>
+                            <a:off x="0" y="0"/>
+                            <a:ext cx="6565900" cy="3272790"/>
+                          </a:xfrm>
+                          <a:prstGeom prst="rect">
+                            <a:avLst/>
+                          </a:prstGeom>
+                        </pic:spPr>
+                      </pic:pic>
+                    </a:graphicData>
+                  </a:graphic>
+                </wp:anchor>
+              </w:drawing>
+            </w:r>
+            <w:r>
+              <w:rPr>
+                <w:b/>
+                <w:bCs/>
+                <w:noProof/>
+                <w:sz w:val="48"/>
+                <w:szCs w:val="48"/>
+              </w:rPr>
+              <w:t>Doctor Dashboard</w:t>
+            </w:r>
+          </w:p>
+        </w:tc>
+      </w:tr>
+      <w:tr>
+        <w:tc>
+          <w:tcPr>
+            <w:tcW w:w="10330" w:type="dxa"/>
+          </w:tcPr>
+          <w:p>
+            <w:pPr>
+              <w:jc w:val="center"/>
+              <w:rPr>
+                <w:noProof/>
+              </w:rPr>
+            </w:pPr>
+          </w:p>
+          <w:p>
+            <w:pPr>
+              <w:jc w:val="center"/>
+              <w:rPr>
+                <w:noProof/>
+              </w:rPr>
+            </w:pPr>
+            <w:r>
+              <w:rPr>
+                <w:b/>
+                <w:bCs/>
+                <w:noProof/>
+                <w:sz w:val="48"/>
+                <w:szCs w:val="48"/>
+              </w:rPr>
+              <w:lastRenderedPageBreak/>
+              <w:t xml:space="preserve">Doctor </w:t>
+            </w:r>
+            <w:r>
+              <w:rPr>
+                <w:noProof/>
+              </w:rPr>
+              <w:drawing>
+                <wp:anchor distT="0" distB="0" distL="114300" distR="114300" simplePos="0" relativeHeight="251719680" behindDoc="0" locked="0" layoutInCell="1" allowOverlap="1" wp14:anchorId="3E453082" wp14:editId="02BB31FC">
+                  <wp:simplePos x="0" y="0"/>
+                  <wp:positionH relativeFrom="column">
+                    <wp:posOffset>-65405</wp:posOffset>
+                  </wp:positionH>
+                  <wp:positionV relativeFrom="paragraph">
+                    <wp:posOffset>-66</wp:posOffset>
+                  </wp:positionV>
+                  <wp:extent cx="6565900" cy="3265805"/>
+                  <wp:effectExtent l="0" t="0" r="6350" b="0"/>
+                  <wp:wrapTopAndBottom/>
+                  <wp:docPr id="21" name="Picture 21"/>
+                  <wp:cNvGraphicFramePr>
+                    <a:graphicFrameLocks xmlns:a="http://schemas.openxmlformats.org/drawingml/2006/main" noChangeAspect="1"/>
+                  </wp:cNvGraphicFramePr>
+                  <a:graphic xmlns:a="http://schemas.openxmlformats.org/drawingml/2006/main">
+                    <a:graphicData uri="http://schemas.openxmlformats.org/drawingml/2006/picture">
+                      <pic:pic xmlns:pic="http://schemas.openxmlformats.org/drawingml/2006/picture">
+                        <pic:nvPicPr>
+                          <pic:cNvPr id="1" name=""/>
+                          <pic:cNvPicPr/>
+                        </pic:nvPicPr>
+                        <pic:blipFill>
+                          <a:blip r:embed="rId25" cstate="print">
+                            <a:extLst>
+                              <a:ext uri="{28A0092B-C50C-407E-A947-70E740481C1C}">
+                                <a14:useLocalDpi xmlns:a14="http://schemas.microsoft.com/office/drawing/2010/main" val="0"/>
+                              </a:ext>
+                            </a:extLst>
+                          </a:blip>
+                          <a:stretch>
+                            <a:fillRect/>
+                          </a:stretch>
+                        </pic:blipFill>
+                        <pic:spPr>
+                          <a:xfrm>
+                            <a:off x="0" y="0"/>
+                            <a:ext cx="6565900" cy="3265805"/>
+                          </a:xfrm>
+                          <a:prstGeom prst="rect">
+                            <a:avLst/>
+                          </a:prstGeom>
+                        </pic:spPr>
+                      </pic:pic>
+                    </a:graphicData>
+                  </a:graphic>
+                  <wp14:sizeRelH relativeFrom="margin">
+                    <wp14:pctWidth>0</wp14:pctWidth>
+                  </wp14:sizeRelH>
+                  <wp14:sizeRelV relativeFrom="margin">
+                    <wp14:pctHeight>0</wp14:pctHeight>
+                  </wp14:sizeRelV>
+                </wp:anchor>
+              </w:drawing>
+            </w:r>
+            <w:r>
+              <w:rPr>
+                <w:b/>
+                <w:bCs/>
+                <w:noProof/>
+                <w:sz w:val="48"/>
+                <w:szCs w:val="48"/>
+              </w:rPr>
+              <w:t>Appointment</w:t>
+            </w:r>
+          </w:p>
+        </w:tc>
+      </w:tr>
+      <w:tr>
+        <w:tc>
+          <w:tcPr>
+            <w:tcW w:w="10330" w:type="dxa"/>
+          </w:tcPr>
+          <w:p>
+            <w:pPr>
+              <w:jc w:val="center"/>
+              <w:rPr>
+                <w:b/>
+                <w:bCs/>
+                <w:noProof/>
+              </w:rPr>
+            </w:pPr>
+            <w:r>
+              <w:rPr>
+                <w:b/>
+                <w:bCs/>
+                <w:noProof/>
+                <w:sz w:val="74"/>
+                <w:szCs w:val="74"/>
+              </w:rPr>
+              <w:lastRenderedPageBreak/>
+              <w:drawing>
+                <wp:anchor distT="0" distB="0" distL="114300" distR="114300" simplePos="0" relativeHeight="251721728" behindDoc="0" locked="0" layoutInCell="1" allowOverlap="1" wp14:anchorId="1EA537D8" wp14:editId="435C1CD4">
+                  <wp:simplePos x="0" y="0"/>
+                  <wp:positionH relativeFrom="column">
+                    <wp:posOffset>-65405</wp:posOffset>
+                  </wp:positionH>
+                  <wp:positionV relativeFrom="paragraph">
+                    <wp:posOffset>144145</wp:posOffset>
+                  </wp:positionV>
+                  <wp:extent cx="6565900" cy="3265805"/>
+                  <wp:effectExtent l="0" t="0" r="6350" b="0"/>
+                  <wp:wrapTopAndBottom/>
+                  <wp:docPr id="24" name="Picture 24"/>
+                  <wp:cNvGraphicFramePr>
+                    <a:graphicFrameLocks xmlns:a="http://schemas.openxmlformats.org/drawingml/2006/main" noChangeAspect="1"/>
+                  </wp:cNvGraphicFramePr>
+                  <a:graphic xmlns:a="http://schemas.openxmlformats.org/drawingml/2006/main">
+                    <a:graphicData uri="http://schemas.openxmlformats.org/drawingml/2006/picture">
+                      <pic:pic xmlns:pic="http://schemas.openxmlformats.org/drawingml/2006/picture">
+                        <pic:nvPicPr>
+                          <pic:cNvPr id="1" name=""/>
+                          <pic:cNvPicPr/>
+                        </pic:nvPicPr>
+                        <pic:blipFill>
+                          <a:blip r:embed="rId26" cstate="print">
+                            <a:extLst>
+                              <a:ext uri="{28A0092B-C50C-407E-A947-70E740481C1C}">
+                                <a14:useLocalDpi xmlns:a14="http://schemas.microsoft.com/office/drawing/2010/main" val="0"/>
+                              </a:ext>
+                            </a:extLst>
+                          </a:blip>
+                          <a:stretch>
+                            <a:fillRect/>
+                          </a:stretch>
+                        </pic:blipFill>
+                        <pic:spPr>
+                          <a:xfrm>
+                            <a:off x="0" y="0"/>
+                            <a:ext cx="6565900" cy="3265805"/>
+                          </a:xfrm>
+                          <a:prstGeom prst="rect">
+                            <a:avLst/>
+                          </a:prstGeom>
+                        </pic:spPr>
+                      </pic:pic>
+                    </a:graphicData>
+                  </a:graphic>
+                </wp:anchor>
+              </w:drawing>
+            </w:r>
+            <w:r>
+              <w:rPr>
+                <w:b/>
+                <w:bCs/>
+                <w:noProof/>
+                <w:sz w:val="74"/>
+                <w:szCs w:val="74"/>
+              </w:rPr>
+              <w:t>Doctor Profile</w:t>
+            </w:r>
+          </w:p>
+        </w:tc>
+      </w:tr>
+      <w:tr>
+        <w:tc>
+          <w:tcPr>
+            <w:tcW w:w="10330" w:type="dxa"/>
+          </w:tcPr>
+          <w:p>
+            <w:pPr>
+              <w:jc w:val="center"/>
+            </w:pPr>
+            <w:r>
+              <w:rPr>
+                <w:b/>
+                <w:bCs/>
+                <w:noProof/>
+                <w:sz w:val="60"/>
+                <w:szCs w:val="60"/>
+              </w:rPr>
+              <w:lastRenderedPageBreak/>
+              <w:drawing>
+                <wp:anchor distT="0" distB="0" distL="114300" distR="114300" simplePos="0" relativeHeight="251722752" behindDoc="0" locked="0" layoutInCell="1" allowOverlap="1" wp14:anchorId="274CDA85" wp14:editId="146E17EC">
+                  <wp:simplePos x="0" y="0"/>
+                  <wp:positionH relativeFrom="column">
+                    <wp:posOffset>-64798</wp:posOffset>
+                  </wp:positionH>
+                  <wp:positionV relativeFrom="paragraph">
+                    <wp:posOffset>152</wp:posOffset>
+                  </wp:positionV>
+                  <wp:extent cx="6565900" cy="4104005"/>
+                  <wp:effectExtent l="0" t="0" r="6350" b="0"/>
+                  <wp:wrapTopAndBottom/>
+                  <wp:docPr id="27" name="Picture 27"/>
+                  <wp:cNvGraphicFramePr>
+                    <a:graphicFrameLocks xmlns:a="http://schemas.openxmlformats.org/drawingml/2006/main" noChangeAspect="1"/>
+                  </wp:cNvGraphicFramePr>
+                  <a:graphic xmlns:a="http://schemas.openxmlformats.org/drawingml/2006/main">
+                    <a:graphicData uri="http://schemas.openxmlformats.org/drawingml/2006/picture">
+                      <pic:pic xmlns:pic="http://schemas.openxmlformats.org/drawingml/2006/picture">
+                        <pic:nvPicPr>
+                          <pic:cNvPr id="0" name="Picture 1"/>
+                          <pic:cNvPicPr>
+                            <a:picLocks noChangeAspect="1" noChangeArrowheads="1"/>
+                          </pic:cNvPicPr>
+                        </pic:nvPicPr>
+                        <pic:blipFill>
+                          <a:blip r:embed="rId27">
+                            <a:extLst>
+                              <a:ext uri="{28A0092B-C50C-407E-A947-70E740481C1C}">
+                                <a14:useLocalDpi xmlns:a14="http://schemas.microsoft.com/office/drawing/2010/main" val="0"/>
+                              </a:ext>
+                            </a:extLst>
+                          </a:blip>
+                          <a:srcRect/>
+                          <a:stretch>
+                            <a:fillRect/>
+                          </a:stretch>
+                        </pic:blipFill>
+                        <pic:spPr bwMode="auto">
+                          <a:xfrm>
+                            <a:off x="0" y="0"/>
+                            <a:ext cx="6565900" cy="4104005"/>
+                          </a:xfrm>
+                          <a:prstGeom prst="rect">
+                            <a:avLst/>
+                          </a:prstGeom>
+                          <a:noFill/>
+                          <a:ln>
+                            <a:noFill/>
+                          </a:ln>
+                        </pic:spPr>
+                      </pic:pic>
+                    </a:graphicData>
+                  </a:graphic>
+                </wp:anchor>
+              </w:drawing>
+            </w:r>
+            <w:r>
+              <w:rPr>
+                <w:b/>
+                <w:bCs/>
+                <w:noProof/>
+                <w:sz w:val="60"/>
+                <w:szCs w:val="60"/>
+              </w:rPr>
+              <w:t>Customer Review</w:t>
+            </w:r>
+            <w:r>
+              <w:t xml:space="preserve"> </w:t>
+            </w:r>
+          </w:p>
+          <w:p>
+            <w:pPr>
+              <w:jc w:val="center"/>
+              <w:rPr>
+                <w:b/>
+                <w:bCs/>
+                <w:noProof/>
+              </w:rPr>
+            </w:pPr>
+            <w:r>
+              <w:rPr>
+                <w:b/>
+                <w:bCs/>
+                <w:noProof/>
+                <w:sz w:val="62"/>
+                <w:szCs w:val="62"/>
+              </w:rPr>
+              <w:lastRenderedPageBreak/>
+              <w:drawing>
+                <wp:anchor distT="0" distB="0" distL="114300" distR="114300" simplePos="0" relativeHeight="251724800" behindDoc="0" locked="0" layoutInCell="1" allowOverlap="1" wp14:anchorId="6FA6FDF0" wp14:editId="75E142BA">
+                  <wp:simplePos x="0" y="0"/>
+                  <wp:positionH relativeFrom="column">
+                    <wp:posOffset>-64770</wp:posOffset>
+                  </wp:positionH>
+                  <wp:positionV relativeFrom="paragraph">
+                    <wp:posOffset>4551045</wp:posOffset>
+                  </wp:positionV>
+                  <wp:extent cx="6115050" cy="4043680"/>
+                  <wp:effectExtent l="0" t="0" r="0" b="0"/>
+                  <wp:wrapTopAndBottom/>
+                  <wp:docPr id="35" name="Picture 35"/>
+                  <wp:cNvGraphicFramePr>
+                    <a:graphicFrameLocks xmlns:a="http://schemas.openxmlformats.org/drawingml/2006/main" noChangeAspect="1"/>
+                  </wp:cNvGraphicFramePr>
+                  <a:graphic xmlns:a="http://schemas.openxmlformats.org/drawingml/2006/main">
+                    <a:graphicData uri="http://schemas.openxmlformats.org/drawingml/2006/picture">
+                      <pic:pic xmlns:pic="http://schemas.openxmlformats.org/drawingml/2006/picture">
+                        <pic:nvPicPr>
+                          <pic:cNvPr id="35" name="Picture 35"/>
+                          <pic:cNvPicPr/>
+                        </pic:nvPicPr>
+                        <pic:blipFill>
+                          <a:blip r:embed="rId28">
+                            <a:extLst>
+                              <a:ext uri="{28A0092B-C50C-407E-A947-70E740481C1C}">
+                                <a14:useLocalDpi xmlns:a14="http://schemas.microsoft.com/office/drawing/2010/main" val="0"/>
+                              </a:ext>
+                            </a:extLst>
+                          </a:blip>
+                          <a:stretch>
+                            <a:fillRect/>
+                          </a:stretch>
+                        </pic:blipFill>
+                        <pic:spPr>
+                          <a:xfrm>
+                            <a:off x="0" y="0"/>
+                            <a:ext cx="6115050" cy="4043680"/>
+                          </a:xfrm>
+                          <a:prstGeom prst="rect">
+                            <a:avLst/>
+                          </a:prstGeom>
+                        </pic:spPr>
+                      </pic:pic>
+                    </a:graphicData>
+                  </a:graphic>
+                  <wp14:sizeRelH relativeFrom="margin">
+                    <wp14:pctWidth>0</wp14:pctWidth>
+                  </wp14:sizeRelH>
+                  <wp14:sizeRelV relativeFrom="margin">
+                    <wp14:pctHeight>0</wp14:pctHeight>
+                  </wp14:sizeRelV>
+                </wp:anchor>
+              </w:drawing>
+            </w:r>
+            <w:r>
+              <w:rPr>
+                <w:b/>
+                <w:bCs/>
+                <w:noProof/>
+                <w:sz w:val="62"/>
+                <w:szCs w:val="62"/>
+              </w:rPr>
+              <w:drawing>
+                <wp:anchor distT="0" distB="0" distL="114300" distR="114300" simplePos="0" relativeHeight="251723776" behindDoc="0" locked="0" layoutInCell="1" allowOverlap="1" wp14:anchorId="58B07874" wp14:editId="422D8325">
+                  <wp:simplePos x="0" y="0"/>
+                  <wp:positionH relativeFrom="column">
+                    <wp:posOffset>-65405</wp:posOffset>
+                  </wp:positionH>
+                  <wp:positionV relativeFrom="paragraph">
+                    <wp:posOffset>0</wp:posOffset>
+                  </wp:positionV>
+                  <wp:extent cx="6115050" cy="4064000"/>
+                  <wp:effectExtent l="0" t="0" r="0" b="0"/>
+                  <wp:wrapTopAndBottom/>
+                  <wp:docPr id="34" name="Picture 34"/>
+                  <wp:cNvGraphicFramePr>
+                    <a:graphicFrameLocks xmlns:a="http://schemas.openxmlformats.org/drawingml/2006/main" noChangeAspect="1"/>
+                  </wp:cNvGraphicFramePr>
+                  <a:graphic xmlns:a="http://schemas.openxmlformats.org/drawingml/2006/main">
+                    <a:graphicData uri="http://schemas.openxmlformats.org/drawingml/2006/picture">
+                      <pic:pic xmlns:pic="http://schemas.openxmlformats.org/drawingml/2006/picture">
+                        <pic:nvPicPr>
+                          <pic:cNvPr id="34" name="Picture 34"/>
+                          <pic:cNvPicPr/>
+                        </pic:nvPicPr>
+                        <pic:blipFill>
+                          <a:blip r:embed="rId29">
+                            <a:extLst>
+                              <a:ext uri="{28A0092B-C50C-407E-A947-70E740481C1C}">
+                                <a14:useLocalDpi xmlns:a14="http://schemas.microsoft.com/office/drawing/2010/main" val="0"/>
+                              </a:ext>
+                            </a:extLst>
+                          </a:blip>
+                          <a:stretch>
+                            <a:fillRect/>
+                          </a:stretch>
+                        </pic:blipFill>
+                        <pic:spPr>
+                          <a:xfrm>
+                            <a:off x="0" y="0"/>
+                            <a:ext cx="6115050" cy="4064000"/>
+                          </a:xfrm>
+                          <a:prstGeom prst="rect">
+                            <a:avLst/>
+                          </a:prstGeom>
+                        </pic:spPr>
+                      </pic:pic>
+                    </a:graphicData>
+                  </a:graphic>
+                  <wp14:sizeRelH relativeFrom="margin">
+                    <wp14:pctWidth>0</wp14:pctWidth>
+                  </wp14:sizeRelH>
+                  <wp14:sizeRelV relativeFrom="margin">
+                    <wp14:pctHeight>0</wp14:pctHeight>
+                  </wp14:sizeRelV>
+                </wp:anchor>
+              </w:drawing>
+            </w:r>
+            <w:r>
+              <w:rPr>
+                <w:b/>
+                <w:bCs/>
+                <w:noProof/>
+                <w:sz w:val="62"/>
+                <w:szCs w:val="62"/>
+              </w:rPr>
+              <mc:AlternateContent>
+                <mc:Choice Requires="wps">
+                  <w:drawing>
+                    <wp:inline distT="0" distB="0" distL="0" distR="0" wp14:anchorId="654A411E" wp14:editId="45E256EC">
+                      <wp:extent cx="300355" cy="300355"/>
+                      <wp:effectExtent l="0" t="0" r="0" b="0"/>
+                      <wp:docPr id="30" name="Rectangle 30"/>
+                      <wp:cNvGraphicFramePr>
+                        <a:graphicFrameLocks xmlns:a="http://schemas.openxmlformats.org/drawingml/2006/main" noChangeAspect="1"/>
+                      </wp:cNvGraphicFramePr>
+                      <a:graphic xmlns:a="http://schemas.openxmlformats.org/drawingml/2006/main">
+                        <a:graphicData uri="http://schemas.microsoft.com/office/word/2010/wordprocessingShape">
+                          <wps:wsp>
+                            <wps:cNvSpPr>
+                              <a:spLocks noChangeAspect="1" noChangeArrowheads="1"/>
+                            </wps:cNvSpPr>
+                            <wps:spPr bwMode="auto">
+                              <a:xfrm>
+                                <a:off x="0" y="0"/>
+                                <a:ext cx="300355" cy="300355"/>
+                              </a:xfrm>
+                              <a:prstGeom prst="rect">
+                                <a:avLst/>
+                              </a:prstGeom>
+                              <a:noFill/>
+                              <a:ln>
+                                <a:noFill/>
+                              </a:ln>
+                              <a:extLst>
+                                <a:ext uri="{909E8E84-426E-40DD-AFC4-6F175D3DCCD1}">
+                                  <a14:hiddenFill xmlns:a14="http://schemas.microsoft.com/office/drawing/2010/main">
+                                    <a:solidFill>
+                                      <a:srgbClr val="FFFFFF"/>
+                                    </a:solidFill>
+                                  </a14:hiddenFill>
+                                </a:ext>
+                                <a:ext uri="{91240B29-F687-4F45-9708-019B960494DF}">
+                                  <a14:hiddenLine xmlns:a14="http://schemas.microsoft.com/office/drawing/2010/main" w="9525">
+                                    <a:solidFill>
+                                      <a:srgbClr val="000000"/>
+                                    </a:solidFill>
+                                    <a:miter lim="800000"/>
+                                    <a:headEnd/>
+                                    <a:tailEnd/>
+                                  </a14:hiddenLine>
+                                </a:ext>
+                              </a:extLst>
+                            </wps:spPr>
+                            <wps:bodyPr rot="0" vert="horz" wrap="square" lIns="91440" tIns="45720" rIns="91440" bIns="45720" anchor="t" anchorCtr="0" upright="1">
+                              <a:noAutofit/>
+                            </wps:bodyPr>
+                          </wps:wsp>
+                        </a:graphicData>
+                      </a:graphic>
+                    </wp:inline>
+                  </w:drawing>
+                </mc:Choice>
+                <mc:Fallback>
+                  <w:pict>
+                    <v:rect w14:anchorId="7508BB46" id="Rectangle 30" o:spid="_x0000_s1026" style="width:23.65pt;height:23.65pt;visibility:visible;mso-wrap-style:square;mso-left-percent:-10001;mso-top-percent:-10001;mso-position-horizontal:absolute;mso-position-horizontal-relative:char;mso-position-vertical:absolute;mso-position-vertical-relative:line;mso-left-percent:-10001;mso-top-percent:-10001;v-text-anchor:top" o:gfxdata="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" filled="f" stroked="f">
+                      <o:lock v:ext="edit" aspectratio="t"/>
+                      <w10:anchorlock/>
+                    </v:rect>
+                  </w:pict>
+                </mc:Fallback>
+              </mc:AlternateContent>
+            </w:r>
+            <w:r>
+              <w:rPr>
+                <w:b/>
+                <w:bCs/>
+                <w:noProof/>
+                <w:sz w:val="62"/>
+                <w:szCs w:val="62"/>
+              </w:rPr>
+              <w:t>Delivary Agent</w:t>
             </w:r>
           </w:p>
         </w:tc>
@@ -6241,6 +7130,15 @@
 </file>
 
 <file path=customXml/item1.xml><?xml version="1.0" encoding="utf-8"?>
+<?mso-contentType ?>
+<FormTemplates xmlns="http://schemas.microsoft.com/sharepoint/v3/contenttype/forms">
+  <Display>DocumentLibraryForm</Display>
+  <Edit>DocumentLibraryForm</Edit>
+  <New>DocumentLibraryForm</New>
+</FormTemplates>
+</file>
+
+<file path=customXml/item2.xml><?xml version="1.0" encoding="utf-8"?>
 <ct:contentTypeSchema xmlns:ct="http://schemas.microsoft.com/office/2006/metadata/contentType" xmlns:ma="http://schemas.microsoft.com/office/2006/metadata/properties/metaAttributes" ct:_="" ma:_="" ma:contentTypeName="Document" ma:contentTypeID="0x0101001B2BCDF1B2A22B4A8146FD01CC9FC177" ma:contentTypeVersion="3" ma:contentTypeDescription="Create a new document." ma:contentTypeScope="" ma:versionID="ace49fccd7147badac874e04b30a9f98">
   <xsd:schema xmlns:xsd="http://www.w3.org/2001/XMLSchema" xmlns:xs="http://www.w3.org/2001/XMLSchema" xmlns:p="http://schemas.microsoft.com/office/2006/metadata/properties" xmlns:ns2="f1d0a431-73d2-4aed-a3b9-997dc2ad4fd8" targetNamespace="http://schemas.microsoft.com/office/2006/metadata/properties" ma:root="true" ma:fieldsID="a18e933088f35d1fd24b402072cac3cf" ns2:_="">
     <xsd:import namespace="f1d0a431-73d2-4aed-a3b9-997dc2ad4fd8"/>
@@ -6378,22 +7276,21 @@
 </ct:contentTypeSchema>
 </file>
 
-<file path=customXml/item2.xml><?xml version="1.0" encoding="utf-8"?>
+<file path=customXml/item3.xml><?xml version="1.0" encoding="utf-8"?>
 <p:properties xmlns:p="http://schemas.microsoft.com/office/2006/metadata/properties" xmlns:xsi="http://www.w3.org/2001/XMLSchema-instance" xmlns:pc="http://schemas.microsoft.com/office/infopath/2007/PartnerControls">
   <documentManagement/>
 </p:properties>
 </file>
 
-<file path=customXml/item3.xml><?xml version="1.0" encoding="utf-8"?>
-<?mso-contentType ?>
-<FormTemplates xmlns="http://schemas.microsoft.com/sharepoint/v3/contenttype/forms">
-  <Display>DocumentLibraryForm</Display>
-  <Edit>DocumentLibraryForm</Edit>
-  <New>DocumentLibraryForm</New>
-</FormTemplates>
+<file path=customXml/itemProps1.xml><?xml version="1.0" encoding="utf-8"?>
+<ds:datastoreItem xmlns:ds="http://schemas.openxmlformats.org/officeDocument/2006/customXml" ds:itemID="{5BE9D091-ED07-4648-8A9C-12994909BA6A}">
+  <ds:schemaRefs>
+    <ds:schemaRef ds:uri="http://schemas.microsoft.com/sharepoint/v3/contenttype/forms"/>
+  </ds:schemaRefs>
+</ds:datastoreItem>
 </file>
 
-<file path=customXml/itemProps1.xml><?xml version="1.0" encoding="utf-8"?>
+<file path=customXml/itemProps2.xml><?xml version="1.0" encoding="utf-8"?>
 <ds:datastoreItem xmlns:ds="http://schemas.openxmlformats.org/officeDocument/2006/customXml" ds:itemID="{8446A6A1-E645-4C53-94A9-AA9CCDD59FE5}">
   <ds:schemaRefs>
     <ds:schemaRef ds:uri="http://schemas.microsoft.com/office/2006/metadata/contentType"/>
@@ -6411,19 +7308,11 @@
 </ds:datastoreItem>
 </file>
 
-<file path=customXml/itemProps2.xml><?xml version="1.0" encoding="utf-8"?>
+<file path=customXml/itemProps3.xml><?xml version="1.0" encoding="utf-8"?>
 <ds:datastoreItem xmlns:ds="http://schemas.openxmlformats.org/officeDocument/2006/customXml" ds:itemID="{32430164-197C-4D5A-B6B2-A6280968C92D}">
   <ds:schemaRefs>
     <ds:schemaRef ds:uri="http://schemas.microsoft.com/office/2006/metadata/properties"/>
     <ds:schemaRef ds:uri="http://schemas.microsoft.com/office/infopath/2007/PartnerControls"/>
   </ds:schemaRefs>
 </ds:datastoreItem>
-</file>
-
-<file path=customXml/itemProps3.xml><?xml version="1.0" encoding="utf-8"?>
-<ds:datastoreItem xmlns:ds="http://schemas.openxmlformats.org/officeDocument/2006/customXml" ds:itemID="{5BE9D091-ED07-4648-8A9C-12994909BA6A}">
-  <ds:schemaRefs>
-    <ds:schemaRef ds:uri="http://schemas.microsoft.com/sharepoint/v3/contenttype/forms"/>
-  </ds:schemaRefs>
-</ds:datastoreItem>
 </file>